--- a/applications/site/documents/thermo-fisher-fsp-cra-cover-letter.docx
+++ b/applications/site/documents/thermo-fisher-fsp-cra-cover-letter.docx
@@ -14,17 +14,17 @@
     </w:p>
     <w:p>
       <w:r>
-        <w:t>Before PA school I worked as a Clinical Research Associate, and I earned the CCRA credential in 2023. I completed four research assistant internships, including pharmacogenomics research in sickle cell anemia, MEG/EEG neuroscience research, and neuroimaging, and I am a co-author on two peer-reviewed publications (Pharmacogenomics, 2022; Mathematical Thinking and Learning, 2020). As a PA-C assessing 15–25 patients per shift in an emergency department, I also bring a clinician's view of the patient safety and clinical judgment that trials depend on. My CCRA credential has lapsed, and I plan to recertify.</w:t>
+        <w:t>From 2022 to 2023 I worked as a breast/oncology Clinical Research Associate at the IU Simon Comprehensive Cancer Center, and I earned the CCRA credential in 2023. I also completed four research assistant internships, including pharmacogenomics research in sickle cell anemia, MEG/EEG neuroscience research, and neuroimaging, and I am a co-author on two peer-reviewed publications (Pharmacogenomics, 2022; Mathematical Thinking and Learning, 2020). As a PA-C assessing 15–25 patients per shift in an emergency department, I also bring a clinician's view of the patient safety and clinical judgment that trials depend on. My CCRA credential has expired and recertification is in process.</w:t>
       </w:r>
     </w:p>
     <w:p>
       <w:r>
-        <w:t>Thermo Fisher's oncology FSP role would let me combine CRA training with the oncology exposure from my MD Anderson rotation.</w:t>
+        <w:t>Thermo Fisher's oncology FSP role would let me combine my breast/oncology CRA experience with the oncology exposure from my MD Anderson rotation.</w:t>
       </w:r>
     </w:p>
     <w:p>
       <w:r>
-        <w:t>I understand the role expects monitoring experience, and I would welcome the chance to discuss how my CRA background and clinical training compare.</w:t>
+        <w:t>I understand the role expects monitoring experience, and I would welcome the chance to discuss how my breast/oncology CRA work at IU Simon (2022–2023) and clinical training compare.</w:t>
       </w:r>
     </w:p>
     <w:p>

--- a/applications/site/documents/thermo-fisher-fsp-cra-cover-letter.docx
+++ b/applications/site/documents/thermo-fisher-fsp-cra-cover-letter.docx
@@ -14,7 +14,7 @@
     </w:p>
     <w:p>
       <w:r>
-        <w:t>From 2022 to 2023 I worked as a breast/oncology Clinical Research Associate at the IU Simon Comprehensive Cancer Center, and I earned the CCRA credential in 2023. I also completed four research assistant internships, including pharmacogenomics research in sickle cell anemia, MEG/EEG neuroscience research, and neuroimaging, and I am a co-author on two peer-reviewed publications (Pharmacogenomics, 2022; Mathematical Thinking and Learning, 2020). As a PA-C assessing 15–25 patients per shift in an emergency department, I also bring a clinician's view of the patient safety and clinical judgment that trials depend on. My CCRA credential has expired and recertification is in process.</w:t>
+        <w:t>From 2022 to 2023 I worked as a Clinical Research Associate at the IU Simon Comprehensive Cancer Center, managing breast and OB oncology clinical trials, keeping sponsors updated, and updating and confirming study records. I earned the CCRA credential in 2023 and also completed four research assistant internships, including pharmacogenomics research in sickle cell anemia, MEG/EEG neuroscience research, and neuroimaging, and I am a co-author on two peer-reviewed publications (Pharmacogenomics, 2022; Mathematical Thinking and Learning, 2020). As a PA-C assessing 15–25 patients per shift in an emergency department, I also bring a clinician's view of the patient safety and clinical judgment that trials depend on. My CCRA credential has expired and recertification is in process.</w:t>
       </w:r>
     </w:p>
     <w:p>

--- a/applications/site/documents/thermo-fisher-fsp-cra-cover-letter.docx
+++ b/applications/site/documents/thermo-fisher-fsp-cra-cover-letter.docx
@@ -14,7 +14,7 @@
     </w:p>
     <w:p>
       <w:r>
-        <w:t>From 2022 to 2023 I worked as a Clinical Research Associate at the IU Simon Comprehensive Cancer Center, managing breast and OB oncology clinical trials, keeping sponsors updated, and updating and confirming study records. I earned the CCRA credential in 2023 and also completed four research assistant internships, including pharmacogenomics research in sickle cell anemia, MEG/EEG neuroscience research, and neuroimaging, and I am a co-author on two peer-reviewed publications (Pharmacogenomics, 2022; Mathematical Thinking and Learning, 2020). As a PA-C assessing 15–25 patients per shift in an emergency department, I also bring a clinician's view of the patient safety and clinical judgment that trials depend on. My CCRA credential has expired and recertification is in process.</w:t>
+        <w:t>From 2022 to 2023 I worked as a Clinical Research Associate at the IU Simon Comprehensive Cancer Center, managing breast and gynecologic oncology clinical trials, keeping sponsors updated, and updating and confirming study records. I earned the CCRA credential in 2023 and also completed four research assistant internships, including pharmacogenomics research in sickle cell anemia, MEG/EEG neuroscience research, and neuroimaging, and I am a co-author on two peer-reviewed publications (Pharmacogenomics, 2022; Mathematical Thinking and Learning, 2020). As a PA-C assessing 15–25 patients per shift in an emergency department, I also bring a clinician's view of the patient safety and clinical judgment that trials depend on. My CCRA credential has expired and recertification is in process.</w:t>
       </w:r>
     </w:p>
     <w:p>
